--- a/fåglar/A 33887-2025 prioriterade fågelarter.docx
+++ b/fåglar/A 33887-2025 prioriterade fågelarter.docx
@@ -519,7 +519,7 @@
     <w:p/>
     <w:p>
       <w:r>
-        <w:t>2025-08-06</w:t>
+        <w:t>2025-08-09</w:t>
       </w:r>
       <w:r>
         <w:t xml:space="preserve"> </w:t>

--- a/fåglar/A 33887-2025 prioriterade fågelarter.docx
+++ b/fåglar/A 33887-2025 prioriterade fågelarter.docx
@@ -519,7 +519,7 @@
     <w:p/>
     <w:p>
       <w:r>
-        <w:t>2025-08-09</w:t>
+        <w:t>2025-08-10</w:t>
       </w:r>
       <w:r>
         <w:t xml:space="preserve"> </w:t>

--- a/fåglar/A 33887-2025 prioriterade fågelarter.docx
+++ b/fåglar/A 33887-2025 prioriterade fågelarter.docx
@@ -519,7 +519,7 @@
     <w:p/>
     <w:p>
       <w:r>
-        <w:t>2025-08-10</w:t>
+        <w:t>2025-08-11</w:t>
       </w:r>
       <w:r>
         <w:t xml:space="preserve"> </w:t>

--- a/fåglar/A 33887-2025 prioriterade fågelarter.docx
+++ b/fåglar/A 33887-2025 prioriterade fågelarter.docx
@@ -519,7 +519,7 @@
     <w:p/>
     <w:p>
       <w:r>
-        <w:t>2025-08-11</w:t>
+        <w:t>2025-08-12</w:t>
       </w:r>
       <w:r>
         <w:t xml:space="preserve"> </w:t>

--- a/fåglar/A 33887-2025 prioriterade fågelarter.docx
+++ b/fåglar/A 33887-2025 prioriterade fågelarter.docx
@@ -519,7 +519,7 @@
     <w:p/>
     <w:p>
       <w:r>
-        <w:t>2025-08-12</w:t>
+        <w:t>2025-08-13</w:t>
       </w:r>
       <w:r>
         <w:t xml:space="preserve"> </w:t>

--- a/fåglar/A 33887-2025 prioriterade fågelarter.docx
+++ b/fåglar/A 33887-2025 prioriterade fågelarter.docx
@@ -519,7 +519,7 @@
     <w:p/>
     <w:p>
       <w:r>
-        <w:t>2025-08-13</w:t>
+        <w:t>2025-08-14</w:t>
       </w:r>
       <w:r>
         <w:t xml:space="preserve"> </w:t>

--- a/fåglar/A 33887-2025 prioriterade fågelarter.docx
+++ b/fåglar/A 33887-2025 prioriterade fågelarter.docx
@@ -519,7 +519,7 @@
     <w:p/>
     <w:p>
       <w:r>
-        <w:t>2025-08-14</w:t>
+        <w:t>2025-08-15</w:t>
       </w:r>
       <w:r>
         <w:t xml:space="preserve"> </w:t>

--- a/fåglar/A 33887-2025 prioriterade fågelarter.docx
+++ b/fåglar/A 33887-2025 prioriterade fågelarter.docx
@@ -519,7 +519,7 @@
     <w:p/>
     <w:p>
       <w:r>
-        <w:t>2025-08-15</w:t>
+        <w:t>2025-08-16</w:t>
       </w:r>
       <w:r>
         <w:t xml:space="preserve"> </w:t>

--- a/fåglar/A 33887-2025 prioriterade fågelarter.docx
+++ b/fåglar/A 33887-2025 prioriterade fågelarter.docx
@@ -519,7 +519,7 @@
     <w:p/>
     <w:p>
       <w:r>
-        <w:t>2025-08-16</w:t>
+        <w:t>2025-08-17</w:t>
       </w:r>
       <w:r>
         <w:t xml:space="preserve"> </w:t>

--- a/fåglar/A 33887-2025 prioriterade fågelarter.docx
+++ b/fåglar/A 33887-2025 prioriterade fågelarter.docx
@@ -519,7 +519,7 @@
     <w:p/>
     <w:p>
       <w:r>
-        <w:t>2025-08-17</w:t>
+        <w:t>2025-08-18</w:t>
       </w:r>
       <w:r>
         <w:t xml:space="preserve"> </w:t>

--- a/fåglar/A 33887-2025 prioriterade fågelarter.docx
+++ b/fåglar/A 33887-2025 prioriterade fågelarter.docx
@@ -519,7 +519,7 @@
     <w:p/>
     <w:p>
       <w:r>
-        <w:t>2025-08-18</w:t>
+        <w:t>2025-08-19</w:t>
       </w:r>
       <w:r>
         <w:t xml:space="preserve"> </w:t>

--- a/fåglar/A 33887-2025 prioriterade fågelarter.docx
+++ b/fåglar/A 33887-2025 prioriterade fågelarter.docx
@@ -519,7 +519,7 @@
     <w:p/>
     <w:p>
       <w:r>
-        <w:t>2025-08-19</w:t>
+        <w:t>2025-08-20</w:t>
       </w:r>
       <w:r>
         <w:t xml:space="preserve"> </w:t>

--- a/fåglar/A 33887-2025 prioriterade fågelarter.docx
+++ b/fåglar/A 33887-2025 prioriterade fågelarter.docx
@@ -519,7 +519,7 @@
     <w:p/>
     <w:p>
       <w:r>
-        <w:t>2025-08-20</w:t>
+        <w:t>2025-08-21</w:t>
       </w:r>
       <w:r>
         <w:t xml:space="preserve"> </w:t>

--- a/fåglar/A 33887-2025 prioriterade fågelarter.docx
+++ b/fåglar/A 33887-2025 prioriterade fågelarter.docx
@@ -519,7 +519,7 @@
     <w:p/>
     <w:p>
       <w:r>
-        <w:t>2025-08-21</w:t>
+        <w:t>2025-08-22</w:t>
       </w:r>
       <w:r>
         <w:t xml:space="preserve"> </w:t>

--- a/fåglar/A 33887-2025 prioriterade fågelarter.docx
+++ b/fåglar/A 33887-2025 prioriterade fågelarter.docx
@@ -519,7 +519,7 @@
     <w:p/>
     <w:p>
       <w:r>
-        <w:t>2025-08-22</w:t>
+        <w:t>2025-08-23</w:t>
       </w:r>
       <w:r>
         <w:t xml:space="preserve"> </w:t>

--- a/fåglar/A 33887-2025 prioriterade fågelarter.docx
+++ b/fåglar/A 33887-2025 prioriterade fågelarter.docx
@@ -519,7 +519,7 @@
     <w:p/>
     <w:p>
       <w:r>
-        <w:t>2025-08-23</w:t>
+        <w:t>2025-08-24</w:t>
       </w:r>
       <w:r>
         <w:t xml:space="preserve"> </w:t>

--- a/fåglar/A 33887-2025 prioriterade fågelarter.docx
+++ b/fåglar/A 33887-2025 prioriterade fågelarter.docx
@@ -519,7 +519,7 @@
     <w:p/>
     <w:p>
       <w:r>
-        <w:t>2025-08-24</w:t>
+        <w:t>2025-08-25</w:t>
       </w:r>
       <w:r>
         <w:t xml:space="preserve"> </w:t>

--- a/fåglar/A 33887-2025 prioriterade fågelarter.docx
+++ b/fåglar/A 33887-2025 prioriterade fågelarter.docx
@@ -519,7 +519,7 @@
     <w:p/>
     <w:p>
       <w:r>
-        <w:t>2025-08-25</w:t>
+        <w:t>2025-08-26</w:t>
       </w:r>
       <w:r>
         <w:t xml:space="preserve"> </w:t>

--- a/fåglar/A 33887-2025 prioriterade fågelarter.docx
+++ b/fåglar/A 33887-2025 prioriterade fågelarter.docx
@@ -519,7 +519,7 @@
     <w:p/>
     <w:p>
       <w:r>
-        <w:t>2025-08-26</w:t>
+        <w:t>2025-08-30</w:t>
       </w:r>
       <w:r>
         <w:t xml:space="preserve"> </w:t>

--- a/fåglar/A 33887-2025 prioriterade fågelarter.docx
+++ b/fåglar/A 33887-2025 prioriterade fågelarter.docx
@@ -519,7 +519,7 @@
     <w:p/>
     <w:p>
       <w:r>
-        <w:t>2025-08-30</w:t>
+        <w:t>2025-08-31</w:t>
       </w:r>
       <w:r>
         <w:t xml:space="preserve"> </w:t>

--- a/fåglar/A 33887-2025 prioriterade fågelarter.docx
+++ b/fåglar/A 33887-2025 prioriterade fågelarter.docx
@@ -519,7 +519,7 @@
     <w:p/>
     <w:p>
       <w:r>
-        <w:t>2025-08-31</w:t>
+        <w:t>2025-09-01</w:t>
       </w:r>
       <w:r>
         <w:t xml:space="preserve"> </w:t>

--- a/fåglar/A 33887-2025 prioriterade fågelarter.docx
+++ b/fåglar/A 33887-2025 prioriterade fågelarter.docx
@@ -519,7 +519,7 @@
     <w:p/>
     <w:p>
       <w:r>
-        <w:t>2025-09-01</w:t>
+        <w:t>2025-09-04</w:t>
       </w:r>
       <w:r>
         <w:t xml:space="preserve"> </w:t>

--- a/fåglar/A 33887-2025 prioriterade fågelarter.docx
+++ b/fåglar/A 33887-2025 prioriterade fågelarter.docx
@@ -519,7 +519,7 @@
     <w:p/>
     <w:p>
       <w:r>
-        <w:t>2025-09-04</w:t>
+        <w:t>2025-09-05</w:t>
       </w:r>
       <w:r>
         <w:t xml:space="preserve"> </w:t>

--- a/fåglar/A 33887-2025 prioriterade fågelarter.docx
+++ b/fåglar/A 33887-2025 prioriterade fågelarter.docx
@@ -519,7 +519,7 @@
     <w:p/>
     <w:p>
       <w:r>
-        <w:t>2025-09-05</w:t>
+        <w:t>2025-09-07</w:t>
       </w:r>
       <w:r>
         <w:t xml:space="preserve"> </w:t>

--- a/fåglar/A 33887-2025 prioriterade fågelarter.docx
+++ b/fåglar/A 33887-2025 prioriterade fågelarter.docx
@@ -519,7 +519,7 @@
     <w:p/>
     <w:p>
       <w:r>
-        <w:t>2025-09-07</w:t>
+        <w:t>2025-09-08</w:t>
       </w:r>
       <w:r>
         <w:t xml:space="preserve"> </w:t>

--- a/fåglar/A 33887-2025 prioriterade fågelarter.docx
+++ b/fåglar/A 33887-2025 prioriterade fågelarter.docx
@@ -519,7 +519,7 @@
     <w:p/>
     <w:p>
       <w:r>
-        <w:t>2025-09-08</w:t>
+        <w:t>2025-09-10</w:t>
       </w:r>
       <w:r>
         <w:t xml:space="preserve"> </w:t>

--- a/fåglar/A 33887-2025 prioriterade fågelarter.docx
+++ b/fåglar/A 33887-2025 prioriterade fågelarter.docx
@@ -519,7 +519,7 @@
     <w:p/>
     <w:p>
       <w:r>
-        <w:t>2025-09-10</w:t>
+        <w:t>2025-09-11</w:t>
       </w:r>
       <w:r>
         <w:t xml:space="preserve"> </w:t>

--- a/fåglar/A 33887-2025 prioriterade fågelarter.docx
+++ b/fåglar/A 33887-2025 prioriterade fågelarter.docx
@@ -519,7 +519,7 @@
     <w:p/>
     <w:p>
       <w:r>
-        <w:t>2025-09-11</w:t>
+        <w:t>2025-09-12</w:t>
       </w:r>
       <w:r>
         <w:t xml:space="preserve"> </w:t>

--- a/fåglar/A 33887-2025 prioriterade fågelarter.docx
+++ b/fåglar/A 33887-2025 prioriterade fågelarter.docx
@@ -519,7 +519,7 @@
     <w:p/>
     <w:p>
       <w:r>
-        <w:t>2025-09-12</w:t>
+        <w:t>2025-09-13</w:t>
       </w:r>
       <w:r>
         <w:t xml:space="preserve"> </w:t>

--- a/fåglar/A 33887-2025 prioriterade fågelarter.docx
+++ b/fåglar/A 33887-2025 prioriterade fågelarter.docx
@@ -519,7 +519,7 @@
     <w:p/>
     <w:p>
       <w:r>
-        <w:t>2025-09-13</w:t>
+        <w:t>2025-09-14</w:t>
       </w:r>
       <w:r>
         <w:t xml:space="preserve"> </w:t>

--- a/fåglar/A 33887-2025 prioriterade fågelarter.docx
+++ b/fåglar/A 33887-2025 prioriterade fågelarter.docx
@@ -519,7 +519,7 @@
     <w:p/>
     <w:p>
       <w:r>
-        <w:t>2025-09-14</w:t>
+        <w:t>2025-09-15</w:t>
       </w:r>
       <w:r>
         <w:t xml:space="preserve"> </w:t>

--- a/fåglar/A 33887-2025 prioriterade fågelarter.docx
+++ b/fåglar/A 33887-2025 prioriterade fågelarter.docx
@@ -519,7 +519,7 @@
     <w:p/>
     <w:p>
       <w:r>
-        <w:t>2025-09-15</w:t>
+        <w:t>2025-09-16</w:t>
       </w:r>
       <w:r>
         <w:t xml:space="preserve"> </w:t>

--- a/fåglar/A 33887-2025 prioriterade fågelarter.docx
+++ b/fåglar/A 33887-2025 prioriterade fågelarter.docx
@@ -519,7 +519,7 @@
     <w:p/>
     <w:p>
       <w:r>
-        <w:t>2025-09-16</w:t>
+        <w:t>2025-09-17</w:t>
       </w:r>
       <w:r>
         <w:t xml:space="preserve"> </w:t>

--- a/fåglar/A 33887-2025 prioriterade fågelarter.docx
+++ b/fåglar/A 33887-2025 prioriterade fågelarter.docx
@@ -519,7 +519,7 @@
     <w:p/>
     <w:p>
       <w:r>
-        <w:t>2025-09-17</w:t>
+        <w:t>2025-09-18</w:t>
       </w:r>
       <w:r>
         <w:t xml:space="preserve"> </w:t>

--- a/fåglar/A 33887-2025 prioriterade fågelarter.docx
+++ b/fåglar/A 33887-2025 prioriterade fågelarter.docx
@@ -519,7 +519,7 @@
     <w:p/>
     <w:p>
       <w:r>
-        <w:t>2025-09-18</w:t>
+        <w:t>2025-09-22</w:t>
       </w:r>
       <w:r>
         <w:t xml:space="preserve"> </w:t>

--- a/fåglar/A 33887-2025 prioriterade fågelarter.docx
+++ b/fåglar/A 33887-2025 prioriterade fågelarter.docx
@@ -519,7 +519,7 @@
     <w:p/>
     <w:p>
       <w:r>
-        <w:t>2025-09-22</w:t>
+        <w:t>2025-09-23</w:t>
       </w:r>
       <w:r>
         <w:t xml:space="preserve"> </w:t>

--- a/fåglar/A 33887-2025 prioriterade fågelarter.docx
+++ b/fåglar/A 33887-2025 prioriterade fågelarter.docx
@@ -519,7 +519,7 @@
     <w:p/>
     <w:p>
       <w:r>
-        <w:t>2025-09-23</w:t>
+        <w:t>2025-09-24</w:t>
       </w:r>
       <w:r>
         <w:t xml:space="preserve"> </w:t>

--- a/fåglar/A 33887-2025 prioriterade fågelarter.docx
+++ b/fåglar/A 33887-2025 prioriterade fågelarter.docx
@@ -519,7 +519,7 @@
     <w:p/>
     <w:p>
       <w:r>
-        <w:t>2025-09-24</w:t>
+        <w:t>2025-09-25</w:t>
       </w:r>
       <w:r>
         <w:t xml:space="preserve"> </w:t>

--- a/fåglar/A 33887-2025 prioriterade fågelarter.docx
+++ b/fåglar/A 33887-2025 prioriterade fågelarter.docx
@@ -519,7 +519,7 @@
     <w:p/>
     <w:p>
       <w:r>
-        <w:t>2025-09-25</w:t>
+        <w:t>2025-09-26</w:t>
       </w:r>
       <w:r>
         <w:t xml:space="preserve"> </w:t>

--- a/fåglar/A 33887-2025 prioriterade fågelarter.docx
+++ b/fåglar/A 33887-2025 prioriterade fågelarter.docx
@@ -519,7 +519,7 @@
     <w:p/>
     <w:p>
       <w:r>
-        <w:t>2025-09-26</w:t>
+        <w:t>2025-09-27</w:t>
       </w:r>
       <w:r>
         <w:t xml:space="preserve"> </w:t>

--- a/fåglar/A 33887-2025 prioriterade fågelarter.docx
+++ b/fåglar/A 33887-2025 prioriterade fågelarter.docx
@@ -519,7 +519,7 @@
     <w:p/>
     <w:p>
       <w:r>
-        <w:t>2025-09-27</w:t>
+        <w:t>2025-09-28</w:t>
       </w:r>
       <w:r>
         <w:t xml:space="preserve"> </w:t>

--- a/fåglar/A 33887-2025 prioriterade fågelarter.docx
+++ b/fåglar/A 33887-2025 prioriterade fågelarter.docx
@@ -519,7 +519,7 @@
     <w:p/>
     <w:p>
       <w:r>
-        <w:t>2025-09-28</w:t>
+        <w:t>2025-09-29</w:t>
       </w:r>
       <w:r>
         <w:t xml:space="preserve"> </w:t>

--- a/fåglar/A 33887-2025 prioriterade fågelarter.docx
+++ b/fåglar/A 33887-2025 prioriterade fågelarter.docx
@@ -519,7 +519,7 @@
     <w:p/>
     <w:p>
       <w:r>
-        <w:t>2025-09-29</w:t>
+        <w:t>2025-09-30</w:t>
       </w:r>
       <w:r>
         <w:t xml:space="preserve"> </w:t>

--- a/fåglar/A 33887-2025 prioriterade fågelarter.docx
+++ b/fåglar/A 33887-2025 prioriterade fågelarter.docx
@@ -519,7 +519,7 @@
     <w:p/>
     <w:p>
       <w:r>
-        <w:t>2025-09-30</w:t>
+        <w:t>2025-10-01</w:t>
       </w:r>
       <w:r>
         <w:t xml:space="preserve"> </w:t>

--- a/fåglar/A 33887-2025 prioriterade fågelarter.docx
+++ b/fåglar/A 33887-2025 prioriterade fågelarter.docx
@@ -519,7 +519,7 @@
     <w:p/>
     <w:p>
       <w:r>
-        <w:t>2025-10-01</w:t>
+        <w:t>2025-10-02</w:t>
       </w:r>
       <w:r>
         <w:t xml:space="preserve"> </w:t>

--- a/fåglar/A 33887-2025 prioriterade fågelarter.docx
+++ b/fåglar/A 33887-2025 prioriterade fågelarter.docx
@@ -519,7 +519,7 @@
     <w:p/>
     <w:p>
       <w:r>
-        <w:t>2025-10-02</w:t>
+        <w:t>2025-10-03</w:t>
       </w:r>
       <w:r>
         <w:t xml:space="preserve"> </w:t>

--- a/fåglar/A 33887-2025 prioriterade fågelarter.docx
+++ b/fåglar/A 33887-2025 prioriterade fågelarter.docx
@@ -519,7 +519,7 @@
     <w:p/>
     <w:p>
       <w:r>
-        <w:t>2025-10-03</w:t>
+        <w:t>2025-10-04</w:t>
       </w:r>
       <w:r>
         <w:t xml:space="preserve"> </w:t>

--- a/fåglar/A 33887-2025 prioriterade fågelarter.docx
+++ b/fåglar/A 33887-2025 prioriterade fågelarter.docx
@@ -519,7 +519,7 @@
     <w:p/>
     <w:p>
       <w:r>
-        <w:t>2025-10-16</w:t>
+        <w:t>2025-10-17</w:t>
       </w:r>
       <w:r>
         <w:t xml:space="preserve"> </w:t>

--- a/fåglar/A 33887-2025 prioriterade fågelarter.docx
+++ b/fåglar/A 33887-2025 prioriterade fågelarter.docx
@@ -519,7 +519,7 @@
     <w:p/>
     <w:p>
       <w:r>
-        <w:t>2025-10-17</w:t>
+        <w:t>2025-10-18</w:t>
       </w:r>
       <w:r>
         <w:t xml:space="preserve"> </w:t>

--- a/fåglar/A 33887-2025 prioriterade fågelarter.docx
+++ b/fåglar/A 33887-2025 prioriterade fågelarter.docx
@@ -519,7 +519,7 @@
     <w:p/>
     <w:p>
       <w:r>
-        <w:t>2025-10-18</w:t>
+        <w:t>2025-10-19</w:t>
       </w:r>
       <w:r>
         <w:t xml:space="preserve"> </w:t>

--- a/fåglar/A 33887-2025 prioriterade fågelarter.docx
+++ b/fåglar/A 33887-2025 prioriterade fågelarter.docx
@@ -519,7 +519,7 @@
     <w:p/>
     <w:p>
       <w:r>
-        <w:t>2025-10-19</w:t>
+        <w:t>2025-10-20</w:t>
       </w:r>
       <w:r>
         <w:t xml:space="preserve"> </w:t>

--- a/fåglar/A 33887-2025 prioriterade fågelarter.docx
+++ b/fåglar/A 33887-2025 prioriterade fågelarter.docx
@@ -519,7 +519,7 @@
     <w:p/>
     <w:p>
       <w:r>
-        <w:t>2025-10-20</w:t>
+        <w:t>2025-10-21</w:t>
       </w:r>
       <w:r>
         <w:t xml:space="preserve"> </w:t>

--- a/fåglar/A 33887-2025 prioriterade fågelarter.docx
+++ b/fåglar/A 33887-2025 prioriterade fågelarter.docx
@@ -519,7 +519,7 @@
     <w:p/>
     <w:p>
       <w:r>
-        <w:t>2025-10-21</w:t>
+        <w:t>2025-10-22</w:t>
       </w:r>
       <w:r>
         <w:t xml:space="preserve"> </w:t>

--- a/fåglar/A 33887-2025 prioriterade fågelarter.docx
+++ b/fåglar/A 33887-2025 prioriterade fågelarter.docx
@@ -519,7 +519,7 @@
     <w:p/>
     <w:p>
       <w:r>
-        <w:t>2025-10-22</w:t>
+        <w:t>2025-10-23</w:t>
       </w:r>
       <w:r>
         <w:t xml:space="preserve"> </w:t>

--- a/fåglar/A 33887-2025 prioriterade fågelarter.docx
+++ b/fåglar/A 33887-2025 prioriterade fågelarter.docx
@@ -519,7 +519,7 @@
     <w:p/>
     <w:p>
       <w:r>
-        <w:t>2025-10-23</w:t>
+        <w:t>2025-10-24</w:t>
       </w:r>
       <w:r>
         <w:t xml:space="preserve"> </w:t>

--- a/fåglar/A 33887-2025 prioriterade fågelarter.docx
+++ b/fåglar/A 33887-2025 prioriterade fågelarter.docx
@@ -519,7 +519,7 @@
     <w:p/>
     <w:p>
       <w:r>
-        <w:t>2025-10-24</w:t>
+        <w:t>2025-10-25</w:t>
       </w:r>
       <w:r>
         <w:t xml:space="preserve"> </w:t>

--- a/fåglar/A 33887-2025 prioriterade fågelarter.docx
+++ b/fåglar/A 33887-2025 prioriterade fågelarter.docx
@@ -519,7 +519,7 @@
     <w:p/>
     <w:p>
       <w:r>
-        <w:t>2025-10-25</w:t>
+        <w:t>2025-10-26</w:t>
       </w:r>
       <w:r>
         <w:t xml:space="preserve"> </w:t>

--- a/fåglar/A 33887-2025 prioriterade fågelarter.docx
+++ b/fåglar/A 33887-2025 prioriterade fågelarter.docx
@@ -519,7 +519,7 @@
     <w:p/>
     <w:p>
       <w:r>
-        <w:t>2025-10-26</w:t>
+        <w:t>2025-10-27</w:t>
       </w:r>
       <w:r>
         <w:t xml:space="preserve"> </w:t>

--- a/fåglar/A 33887-2025 prioriterade fågelarter.docx
+++ b/fåglar/A 33887-2025 prioriterade fågelarter.docx
@@ -519,7 +519,7 @@
     <w:p/>
     <w:p>
       <w:r>
-        <w:t>2025-10-27</w:t>
+        <w:t>2025-10-28</w:t>
       </w:r>
       <w:r>
         <w:t xml:space="preserve"> </w:t>

--- a/fåglar/A 33887-2025 prioriterade fågelarter.docx
+++ b/fåglar/A 33887-2025 prioriterade fågelarter.docx
@@ -519,7 +519,7 @@
     <w:p/>
     <w:p>
       <w:r>
-        <w:t>2025-10-28</w:t>
+        <w:t>2025-10-29</w:t>
       </w:r>
       <w:r>
         <w:t xml:space="preserve"> </w:t>

--- a/fåglar/A 33887-2025 prioriterade fågelarter.docx
+++ b/fåglar/A 33887-2025 prioriterade fågelarter.docx
@@ -519,7 +519,7 @@
     <w:p/>
     <w:p>
       <w:r>
-        <w:t>2025-10-29</w:t>
+        <w:t>2025-10-30</w:t>
       </w:r>
       <w:r>
         <w:t xml:space="preserve"> </w:t>

--- a/fåglar/A 33887-2025 prioriterade fågelarter.docx
+++ b/fåglar/A 33887-2025 prioriterade fågelarter.docx
@@ -519,7 +519,7 @@
     <w:p/>
     <w:p>
       <w:r>
-        <w:t>2025-10-30</w:t>
+        <w:t>2025-10-31</w:t>
       </w:r>
       <w:r>
         <w:t xml:space="preserve"> </w:t>

--- a/fåglar/A 33887-2025 prioriterade fågelarter.docx
+++ b/fåglar/A 33887-2025 prioriterade fågelarter.docx
@@ -519,7 +519,7 @@
     <w:p/>
     <w:p>
       <w:r>
-        <w:t>2025-10-31</w:t>
+        <w:t>2025-11-01</w:t>
       </w:r>
       <w:r>
         <w:t xml:space="preserve"> </w:t>

--- a/fåglar/A 33887-2025 prioriterade fågelarter.docx
+++ b/fåglar/A 33887-2025 prioriterade fågelarter.docx
@@ -519,7 +519,7 @@
     <w:p/>
     <w:p>
       <w:r>
-        <w:t>2025-11-01</w:t>
+        <w:t>2025-11-02</w:t>
       </w:r>
       <w:r>
         <w:t xml:space="preserve"> </w:t>

--- a/fåglar/A 33887-2025 prioriterade fågelarter.docx
+++ b/fåglar/A 33887-2025 prioriterade fågelarter.docx
@@ -519,7 +519,7 @@
     <w:p/>
     <w:p>
       <w:r>
-        <w:t>2025-11-02</w:t>
+        <w:t>2025-11-03</w:t>
       </w:r>
       <w:r>
         <w:t xml:space="preserve"> </w:t>

--- a/fåglar/A 33887-2025 prioriterade fågelarter.docx
+++ b/fåglar/A 33887-2025 prioriterade fågelarter.docx
@@ -519,7 +519,7 @@
     <w:p/>
     <w:p>
       <w:r>
-        <w:t>2025-11-03</w:t>
+        <w:t>2025-11-04</w:t>
       </w:r>
       <w:r>
         <w:t xml:space="preserve"> </w:t>

--- a/fåglar/A 33887-2025 prioriterade fågelarter.docx
+++ b/fåglar/A 33887-2025 prioriterade fågelarter.docx
@@ -519,7 +519,7 @@
     <w:p/>
     <w:p>
       <w:r>
-        <w:t>2025-11-04</w:t>
+        <w:t>2025-11-05</w:t>
       </w:r>
       <w:r>
         <w:t xml:space="preserve"> </w:t>

--- a/fåglar/A 33887-2025 prioriterade fågelarter.docx
+++ b/fåglar/A 33887-2025 prioriterade fågelarter.docx
@@ -519,7 +519,7 @@
     <w:p/>
     <w:p>
       <w:r>
-        <w:t>2025-11-05</w:t>
+        <w:t>2025-11-06</w:t>
       </w:r>
       <w:r>
         <w:t xml:space="preserve"> </w:t>

--- a/fåglar/A 33887-2025 prioriterade fågelarter.docx
+++ b/fåglar/A 33887-2025 prioriterade fågelarter.docx
@@ -519,7 +519,7 @@
     <w:p/>
     <w:p>
       <w:r>
-        <w:t>2025-11-06</w:t>
+        <w:t>2025-11-07</w:t>
       </w:r>
       <w:r>
         <w:t xml:space="preserve"> </w:t>

--- a/fåglar/A 33887-2025 prioriterade fågelarter.docx
+++ b/fåglar/A 33887-2025 prioriterade fågelarter.docx
@@ -519,7 +519,7 @@
     <w:p/>
     <w:p>
       <w:r>
-        <w:t>2025-11-07</w:t>
+        <w:t>2025-11-08</w:t>
       </w:r>
       <w:r>
         <w:t xml:space="preserve"> </w:t>

--- a/fåglar/A 33887-2025 prioriterade fågelarter.docx
+++ b/fåglar/A 33887-2025 prioriterade fågelarter.docx
@@ -519,7 +519,7 @@
     <w:p/>
     <w:p>
       <w:r>
-        <w:t>2025-11-08</w:t>
+        <w:t>2025-11-09</w:t>
       </w:r>
       <w:r>
         <w:t xml:space="preserve"> </w:t>

--- a/fåglar/A 33887-2025 prioriterade fågelarter.docx
+++ b/fåglar/A 33887-2025 prioriterade fågelarter.docx
@@ -519,7 +519,7 @@
     <w:p/>
     <w:p>
       <w:r>
-        <w:t>2025-11-09</w:t>
+        <w:t>2025-11-10</w:t>
       </w:r>
       <w:r>
         <w:t xml:space="preserve"> </w:t>

--- a/fåglar/A 33887-2025 prioriterade fågelarter.docx
+++ b/fåglar/A 33887-2025 prioriterade fågelarter.docx
@@ -519,7 +519,7 @@
     <w:p/>
     <w:p>
       <w:r>
-        <w:t>2025-11-10</w:t>
+        <w:t>2025-11-11</w:t>
       </w:r>
       <w:r>
         <w:t xml:space="preserve"> </w:t>

--- a/fåglar/A 33887-2025 prioriterade fågelarter.docx
+++ b/fåglar/A 33887-2025 prioriterade fågelarter.docx
@@ -519,7 +519,7 @@
     <w:p/>
     <w:p>
       <w:r>
-        <w:t>2025-11-11</w:t>
+        <w:t>2025-11-12</w:t>
       </w:r>
       <w:r>
         <w:t xml:space="preserve"> </w:t>

--- a/fåglar/A 33887-2025 prioriterade fågelarter.docx
+++ b/fåglar/A 33887-2025 prioriterade fågelarter.docx
@@ -519,7 +519,7 @@
     <w:p/>
     <w:p>
       <w:r>
-        <w:t>2025-11-12</w:t>
+        <w:t>2025-11-13</w:t>
       </w:r>
       <w:r>
         <w:t xml:space="preserve"> </w:t>

--- a/fåglar/A 33887-2025 prioriterade fågelarter.docx
+++ b/fåglar/A 33887-2025 prioriterade fågelarter.docx
@@ -519,7 +519,7 @@
     <w:p/>
     <w:p>
       <w:r>
-        <w:t>2025-11-13</w:t>
+        <w:t>2025-11-14</w:t>
       </w:r>
       <w:r>
         <w:t xml:space="preserve"> </w:t>

--- a/fåglar/A 33887-2025 prioriterade fågelarter.docx
+++ b/fåglar/A 33887-2025 prioriterade fågelarter.docx
@@ -519,7 +519,7 @@
     <w:p/>
     <w:p>
       <w:r>
-        <w:t>2025-11-14</w:t>
+        <w:t>2025-11-15</w:t>
       </w:r>
       <w:r>
         <w:t xml:space="preserve"> </w:t>

--- a/fåglar/A 33887-2025 prioriterade fågelarter.docx
+++ b/fåglar/A 33887-2025 prioriterade fågelarter.docx
@@ -519,7 +519,7 @@
     <w:p/>
     <w:p>
       <w:r>
-        <w:t>2025-11-15</w:t>
+        <w:t>2025-11-20</w:t>
       </w:r>
       <w:r>
         <w:t xml:space="preserve"> </w:t>

--- a/fåglar/A 33887-2025 prioriterade fågelarter.docx
+++ b/fåglar/A 33887-2025 prioriterade fågelarter.docx
@@ -519,7 +519,7 @@
     <w:p/>
     <w:p>
       <w:r>
-        <w:t>2025-11-20</w:t>
+        <w:t>2025-11-21</w:t>
       </w:r>
       <w:r>
         <w:t xml:space="preserve"> </w:t>

--- a/fåglar/A 33887-2025 prioriterade fågelarter.docx
+++ b/fåglar/A 33887-2025 prioriterade fågelarter.docx
@@ -519,7 +519,7 @@
     <w:p/>
     <w:p>
       <w:r>
-        <w:t>2025-11-21</w:t>
+        <w:t>2025-11-22</w:t>
       </w:r>
       <w:r>
         <w:t xml:space="preserve"> </w:t>

--- a/fåglar/A 33887-2025 prioriterade fågelarter.docx
+++ b/fåglar/A 33887-2025 prioriterade fågelarter.docx
@@ -519,7 +519,7 @@
     <w:p/>
     <w:p>
       <w:r>
-        <w:t>2025-11-22</w:t>
+        <w:t>2025-11-23</w:t>
       </w:r>
       <w:r>
         <w:t xml:space="preserve"> </w:t>

--- a/fåglar/A 33887-2025 prioriterade fågelarter.docx
+++ b/fåglar/A 33887-2025 prioriterade fågelarter.docx
@@ -519,7 +519,7 @@
     <w:p/>
     <w:p>
       <w:r>
-        <w:t>2025-11-23</w:t>
+        <w:t>2025-11-24</w:t>
       </w:r>
       <w:r>
         <w:t xml:space="preserve"> </w:t>

--- a/fåglar/A 33887-2025 prioriterade fågelarter.docx
+++ b/fåglar/A 33887-2025 prioriterade fågelarter.docx
@@ -519,7 +519,7 @@
     <w:p/>
     <w:p>
       <w:r>
-        <w:t>2025-11-24</w:t>
+        <w:t>2025-11-25</w:t>
       </w:r>
       <w:r>
         <w:t xml:space="preserve"> </w:t>

--- a/fåglar/A 33887-2025 prioriterade fågelarter.docx
+++ b/fåglar/A 33887-2025 prioriterade fågelarter.docx
@@ -519,7 +519,7 @@
     <w:p/>
     <w:p>
       <w:r>
-        <w:t>2025-11-25</w:t>
+        <w:t>2025-11-26</w:t>
       </w:r>
       <w:r>
         <w:t xml:space="preserve"> </w:t>

--- a/fåglar/A 33887-2025 prioriterade fågelarter.docx
+++ b/fåglar/A 33887-2025 prioriterade fågelarter.docx
@@ -519,7 +519,7 @@
     <w:p/>
     <w:p>
       <w:r>
-        <w:t>2025-11-26</w:t>
+        <w:t>2025-11-27</w:t>
       </w:r>
       <w:r>
         <w:t xml:space="preserve"> </w:t>

--- a/fåglar/A 33887-2025 prioriterade fågelarter.docx
+++ b/fåglar/A 33887-2025 prioriterade fågelarter.docx
@@ -519,7 +519,7 @@
     <w:p/>
     <w:p>
       <w:r>
-        <w:t>2025-11-27</w:t>
+        <w:t>2025-11-28</w:t>
       </w:r>
       <w:r>
         <w:t xml:space="preserve"> </w:t>

--- a/fåglar/A 33887-2025 prioriterade fågelarter.docx
+++ b/fåglar/A 33887-2025 prioriterade fågelarter.docx
@@ -519,7 +519,7 @@
     <w:p/>
     <w:p>
       <w:r>
-        <w:t>2025-11-28</w:t>
+        <w:t>2025-11-29</w:t>
       </w:r>
       <w:r>
         <w:t xml:space="preserve"> </w:t>

--- a/fåglar/A 33887-2025 prioriterade fågelarter.docx
+++ b/fåglar/A 33887-2025 prioriterade fågelarter.docx
@@ -519,7 +519,7 @@
     <w:p/>
     <w:p>
       <w:r>
-        <w:t>2025-11-29</w:t>
+        <w:t>2025-11-30</w:t>
       </w:r>
       <w:r>
         <w:t xml:space="preserve"> </w:t>

--- a/fåglar/A 33887-2025 prioriterade fågelarter.docx
+++ b/fåglar/A 33887-2025 prioriterade fågelarter.docx
@@ -519,7 +519,7 @@
     <w:p/>
     <w:p>
       <w:r>
-        <w:t>2025-11-30</w:t>
+        <w:t>2025-12-01</w:t>
       </w:r>
       <w:r>
         <w:t xml:space="preserve"> </w:t>

--- a/fåglar/A 33887-2025 prioriterade fågelarter.docx
+++ b/fåglar/A 33887-2025 prioriterade fågelarter.docx
@@ -519,7 +519,7 @@
     <w:p/>
     <w:p>
       <w:r>
-        <w:t>2025-12-01</w:t>
+        <w:t>2025-12-02</w:t>
       </w:r>
       <w:r>
         <w:t xml:space="preserve"> </w:t>

--- a/fåglar/A 33887-2025 prioriterade fågelarter.docx
+++ b/fåglar/A 33887-2025 prioriterade fågelarter.docx
@@ -519,7 +519,7 @@
     <w:p/>
     <w:p>
       <w:r>
-        <w:t>2025-12-02</w:t>
+        <w:t>2025-12-03</w:t>
       </w:r>
       <w:r>
         <w:t xml:space="preserve"> </w:t>

--- a/fåglar/A 33887-2025 prioriterade fågelarter.docx
+++ b/fåglar/A 33887-2025 prioriterade fågelarter.docx
@@ -519,7 +519,7 @@
     <w:p/>
     <w:p>
       <w:r>
-        <w:t>2025-12-03</w:t>
+        <w:t>2025-12-04</w:t>
       </w:r>
       <w:r>
         <w:t xml:space="preserve"> </w:t>

--- a/fåglar/A 33887-2025 prioriterade fågelarter.docx
+++ b/fåglar/A 33887-2025 prioriterade fågelarter.docx
@@ -519,7 +519,7 @@
     <w:p/>
     <w:p>
       <w:r>
-        <w:t>2025-12-04</w:t>
+        <w:t>2025-12-05</w:t>
       </w:r>
       <w:r>
         <w:t xml:space="preserve"> </w:t>

--- a/fåglar/A 33887-2025 prioriterade fågelarter.docx
+++ b/fåglar/A 33887-2025 prioriterade fågelarter.docx
@@ -519,7 +519,7 @@
     <w:p/>
     <w:p>
       <w:r>
-        <w:t>2025-12-05</w:t>
+        <w:t>2025-12-06</w:t>
       </w:r>
       <w:r>
         <w:t xml:space="preserve"> </w:t>

--- a/fåglar/A 33887-2025 prioriterade fågelarter.docx
+++ b/fåglar/A 33887-2025 prioriterade fågelarter.docx
@@ -519,7 +519,7 @@
     <w:p/>
     <w:p>
       <w:r>
-        <w:t>2025-12-06</w:t>
+        <w:t>2025-12-07</w:t>
       </w:r>
       <w:r>
         <w:t xml:space="preserve"> </w:t>

--- a/fåglar/A 33887-2025 prioriterade fågelarter.docx
+++ b/fåglar/A 33887-2025 prioriterade fågelarter.docx
@@ -519,7 +519,7 @@
     <w:p/>
     <w:p>
       <w:r>
-        <w:t>2025-12-07</w:t>
+        <w:t>2025-12-08</w:t>
       </w:r>
       <w:r>
         <w:t xml:space="preserve"> </w:t>

--- a/fåglar/A 33887-2025 prioriterade fågelarter.docx
+++ b/fåglar/A 33887-2025 prioriterade fågelarter.docx
@@ -519,7 +519,7 @@
     <w:p/>
     <w:p>
       <w:r>
-        <w:t>2025-12-08</w:t>
+        <w:t>2025-12-09</w:t>
       </w:r>
       <w:r>
         <w:t xml:space="preserve"> </w:t>

--- a/fåglar/A 33887-2025 prioriterade fågelarter.docx
+++ b/fåglar/A 33887-2025 prioriterade fågelarter.docx
@@ -519,7 +519,7 @@
     <w:p/>
     <w:p>
       <w:r>
-        <w:t>2025-12-09</w:t>
+        <w:t>2025-12-10</w:t>
       </w:r>
       <w:r>
         <w:t xml:space="preserve"> </w:t>

--- a/fåglar/A 33887-2025 prioriterade fågelarter.docx
+++ b/fåglar/A 33887-2025 prioriterade fågelarter.docx
@@ -519,7 +519,7 @@
     <w:p/>
     <w:p>
       <w:r>
-        <w:t>2025-12-10</w:t>
+        <w:t>2025-12-11</w:t>
       </w:r>
       <w:r>
         <w:t xml:space="preserve"> </w:t>

--- a/fåglar/A 33887-2025 prioriterade fågelarter.docx
+++ b/fåglar/A 33887-2025 prioriterade fågelarter.docx
@@ -519,7 +519,7 @@
     <w:p/>
     <w:p>
       <w:r>
-        <w:t>2025-12-11</w:t>
+        <w:t>2025-12-12</w:t>
       </w:r>
       <w:r>
         <w:t xml:space="preserve"> </w:t>

--- a/fåglar/A 33887-2025 prioriterade fågelarter.docx
+++ b/fåglar/A 33887-2025 prioriterade fågelarter.docx
@@ -519,7 +519,7 @@
     <w:p/>
     <w:p>
       <w:r>
-        <w:t>2025-12-12</w:t>
+        <w:t>2025-12-13</w:t>
       </w:r>
       <w:r>
         <w:t xml:space="preserve"> </w:t>

--- a/fåglar/A 33887-2025 prioriterade fågelarter.docx
+++ b/fåglar/A 33887-2025 prioriterade fågelarter.docx
@@ -519,7 +519,7 @@
     <w:p/>
     <w:p>
       <w:r>
-        <w:t>2025-12-19</w:t>
+        <w:t>2025-12-20</w:t>
       </w:r>
       <w:r>
         <w:t xml:space="preserve"> </w:t>

--- a/fåglar/A 33887-2025 prioriterade fågelarter.docx
+++ b/fåglar/A 33887-2025 prioriterade fågelarter.docx
@@ -519,7 +519,7 @@
     <w:p/>
     <w:p>
       <w:r>
-        <w:t>2025-12-20</w:t>
+        <w:t>2025-12-21</w:t>
       </w:r>
       <w:r>
         <w:t xml:space="preserve"> </w:t>

--- a/fåglar/A 33887-2025 prioriterade fågelarter.docx
+++ b/fåglar/A 33887-2025 prioriterade fågelarter.docx
@@ -519,7 +519,7 @@
     <w:p/>
     <w:p>
       <w:r>
-        <w:t>2025-12-21</w:t>
+        <w:t>2025-12-22</w:t>
       </w:r>
       <w:r>
         <w:t xml:space="preserve"> </w:t>

--- a/fåglar/A 33887-2025 prioriterade fågelarter.docx
+++ b/fåglar/A 33887-2025 prioriterade fågelarter.docx
@@ -519,7 +519,7 @@
     <w:p/>
     <w:p>
       <w:r>
-        <w:t>2025-12-22</w:t>
+        <w:t>2025-12-26</w:t>
       </w:r>
       <w:r>
         <w:t xml:space="preserve"> </w:t>

--- a/fåglar/A 33887-2025 prioriterade fågelarter.docx
+++ b/fåglar/A 33887-2025 prioriterade fågelarter.docx
@@ -519,7 +519,7 @@
     <w:p/>
     <w:p>
       <w:r>
-        <w:t>2026-01-03</w:t>
+        <w:t>2026-01-04</w:t>
       </w:r>
       <w:r>
         <w:t xml:space="preserve"> </w:t>

--- a/fåglar/A 33887-2025 prioriterade fågelarter.docx
+++ b/fåglar/A 33887-2025 prioriterade fågelarter.docx
@@ -519,7 +519,7 @@
     <w:p/>
     <w:p>
       <w:r>
-        <w:t>2026-01-07</w:t>
+        <w:t>2026-01-08</w:t>
       </w:r>
       <w:r>
         <w:t xml:space="preserve"> </w:t>

--- a/fåglar/A 33887-2025 prioriterade fågelarter.docx
+++ b/fåglar/A 33887-2025 prioriterade fågelarter.docx
@@ -519,7 +519,7 @@
     <w:p/>
     <w:p>
       <w:r>
-        <w:t>2026-01-08</w:t>
+        <w:t>2026-01-09</w:t>
       </w:r>
       <w:r>
         <w:t xml:space="preserve"> </w:t>

--- a/fåglar/A 33887-2025 prioriterade fågelarter.docx
+++ b/fåglar/A 33887-2025 prioriterade fågelarter.docx
@@ -519,7 +519,7 @@
     <w:p/>
     <w:p>
       <w:r>
-        <w:t>2026-01-09</w:t>
+        <w:t>2026-01-10</w:t>
       </w:r>
       <w:r>
         <w:t xml:space="preserve"> </w:t>

--- a/fåglar/A 33887-2025 prioriterade fågelarter.docx
+++ b/fåglar/A 33887-2025 prioriterade fågelarter.docx
@@ -519,7 +519,7 @@
     <w:p/>
     <w:p>
       <w:r>
-        <w:t>2026-01-10</w:t>
+        <w:t>2026-01-11</w:t>
       </w:r>
       <w:r>
         <w:t xml:space="preserve"> </w:t>

--- a/fåglar/A 33887-2025 prioriterade fågelarter.docx
+++ b/fåglar/A 33887-2025 prioriterade fågelarter.docx
@@ -519,7 +519,7 @@
     <w:p/>
     <w:p>
       <w:r>
-        <w:t>2026-01-11</w:t>
+        <w:t>2026-01-12</w:t>
       </w:r>
       <w:r>
         <w:t xml:space="preserve"> </w:t>

--- a/fåglar/A 33887-2025 prioriterade fågelarter.docx
+++ b/fåglar/A 33887-2025 prioriterade fågelarter.docx
@@ -519,7 +519,7 @@
     <w:p/>
     <w:p>
       <w:r>
-        <w:t>2026-01-12</w:t>
+        <w:t>2026-01-13</w:t>
       </w:r>
       <w:r>
         <w:t xml:space="preserve"> </w:t>

--- a/fåglar/A 33887-2025 prioriterade fågelarter.docx
+++ b/fåglar/A 33887-2025 prioriterade fågelarter.docx
@@ -519,7 +519,7 @@
     <w:p/>
     <w:p>
       <w:r>
-        <w:t>2026-01-13</w:t>
+        <w:t>2026-01-14</w:t>
       </w:r>
       <w:r>
         <w:t xml:space="preserve"> </w:t>

--- a/fåglar/A 33887-2025 prioriterade fågelarter.docx
+++ b/fåglar/A 33887-2025 prioriterade fågelarter.docx
@@ -519,7 +519,7 @@
     <w:p/>
     <w:p>
       <w:r>
-        <w:t>2026-01-14</w:t>
+        <w:t>2026-01-15</w:t>
       </w:r>
       <w:r>
         <w:t xml:space="preserve"> </w:t>

--- a/fåglar/A 33887-2025 prioriterade fågelarter.docx
+++ b/fåglar/A 33887-2025 prioriterade fågelarter.docx
@@ -519,7 +519,7 @@
     <w:p/>
     <w:p>
       <w:r>
-        <w:t>2026-01-15</w:t>
+        <w:t>2026-01-16</w:t>
       </w:r>
       <w:r>
         <w:t xml:space="preserve"> </w:t>

--- a/fåglar/A 33887-2025 prioriterade fågelarter.docx
+++ b/fåglar/A 33887-2025 prioriterade fågelarter.docx
@@ -519,7 +519,7 @@
     <w:p/>
     <w:p>
       <w:r>
-        <w:t>2026-01-16</w:t>
+        <w:t>2026-01-17</w:t>
       </w:r>
       <w:r>
         <w:t xml:space="preserve"> </w:t>

--- a/fåglar/A 33887-2025 prioriterade fågelarter.docx
+++ b/fåglar/A 33887-2025 prioriterade fågelarter.docx
@@ -519,7 +519,7 @@
     <w:p/>
     <w:p>
       <w:r>
-        <w:t>2026-01-17</w:t>
+        <w:t>2026-01-18</w:t>
       </w:r>
       <w:r>
         <w:t xml:space="preserve"> </w:t>

--- a/fåglar/A 33887-2025 prioriterade fågelarter.docx
+++ b/fåglar/A 33887-2025 prioriterade fågelarter.docx
@@ -519,7 +519,7 @@
     <w:p/>
     <w:p>
       <w:r>
-        <w:t>2026-01-18</w:t>
+        <w:t>2026-01-19</w:t>
       </w:r>
       <w:r>
         <w:t xml:space="preserve"> </w:t>

--- a/fåglar/A 33887-2025 prioriterade fågelarter.docx
+++ b/fåglar/A 33887-2025 prioriterade fågelarter.docx
@@ -519,7 +519,7 @@
     <w:p/>
     <w:p>
       <w:r>
-        <w:t>2026-01-19</w:t>
+        <w:t>2026-01-20</w:t>
       </w:r>
       <w:r>
         <w:t xml:space="preserve"> </w:t>

--- a/fåglar/A 33887-2025 prioriterade fågelarter.docx
+++ b/fåglar/A 33887-2025 prioriterade fågelarter.docx
@@ -519,7 +519,7 @@
     <w:p/>
     <w:p>
       <w:r>
-        <w:t>2026-01-20</w:t>
+        <w:t>2026-01-21</w:t>
       </w:r>
       <w:r>
         <w:t xml:space="preserve"> </w:t>

--- a/fåglar/A 33887-2025 prioriterade fågelarter.docx
+++ b/fåglar/A 33887-2025 prioriterade fågelarter.docx
@@ -519,7 +519,7 @@
     <w:p/>
     <w:p>
       <w:r>
-        <w:t>2026-01-21</w:t>
+        <w:t>2026-01-23</w:t>
       </w:r>
       <w:r>
         <w:t xml:space="preserve"> </w:t>

--- a/fåglar/A 33887-2025 prioriterade fågelarter.docx
+++ b/fåglar/A 33887-2025 prioriterade fågelarter.docx
@@ -519,7 +519,7 @@
     <w:p/>
     <w:p>
       <w:r>
-        <w:t>2026-01-23</w:t>
+        <w:t>2026-01-24</w:t>
       </w:r>
       <w:r>
         <w:t xml:space="preserve"> </w:t>

--- a/fåglar/A 33887-2025 prioriterade fågelarter.docx
+++ b/fåglar/A 33887-2025 prioriterade fågelarter.docx
@@ -519,7 +519,7 @@
     <w:p/>
     <w:p>
       <w:r>
-        <w:t>2026-01-24</w:t>
+        <w:t>2026-01-25</w:t>
       </w:r>
       <w:r>
         <w:t xml:space="preserve"> </w:t>

--- a/fåglar/A 33887-2025 prioriterade fågelarter.docx
+++ b/fåglar/A 33887-2025 prioriterade fågelarter.docx
@@ -519,7 +519,7 @@
     <w:p/>
     <w:p>
       <w:r>
-        <w:t>2026-01-25</w:t>
+        <w:t>2026-01-26</w:t>
       </w:r>
       <w:r>
         <w:t xml:space="preserve"> </w:t>

--- a/fåglar/A 33887-2025 prioriterade fågelarter.docx
+++ b/fåglar/A 33887-2025 prioriterade fågelarter.docx
@@ -519,7 +519,7 @@
     <w:p/>
     <w:p>
       <w:r>
-        <w:t>2026-01-26</w:t>
+        <w:t>2026-01-27</w:t>
       </w:r>
       <w:r>
         <w:t xml:space="preserve"> </w:t>

--- a/fåglar/A 33887-2025 prioriterade fågelarter.docx
+++ b/fåglar/A 33887-2025 prioriterade fågelarter.docx
@@ -519,7 +519,7 @@
     <w:p/>
     <w:p>
       <w:r>
-        <w:t>2026-01-27</w:t>
+        <w:t>2026-01-28</w:t>
       </w:r>
       <w:r>
         <w:t xml:space="preserve"> </w:t>

--- a/fåglar/A 33887-2025 prioriterade fågelarter.docx
+++ b/fåglar/A 33887-2025 prioriterade fågelarter.docx
@@ -519,7 +519,7 @@
     <w:p/>
     <w:p>
       <w:r>
-        <w:t>2026-01-28</w:t>
+        <w:t>2026-01-29</w:t>
       </w:r>
       <w:r>
         <w:t xml:space="preserve"> </w:t>

--- a/fåglar/A 33887-2025 prioriterade fågelarter.docx
+++ b/fåglar/A 33887-2025 prioriterade fågelarter.docx
@@ -519,7 +519,7 @@
     <w:p/>
     <w:p>
       <w:r>
-        <w:t>2026-01-29</w:t>
+        <w:t>2026-01-30</w:t>
       </w:r>
       <w:r>
         <w:t xml:space="preserve"> </w:t>

--- a/fåglar/A 33887-2025 prioriterade fågelarter.docx
+++ b/fåglar/A 33887-2025 prioriterade fågelarter.docx
@@ -519,7 +519,7 @@
     <w:p/>
     <w:p>
       <w:r>
-        <w:t>2026-01-30</w:t>
+        <w:t>2026-01-31</w:t>
       </w:r>
       <w:r>
         <w:t xml:space="preserve"> </w:t>
